--- a/ru/discovery-articles/4.8 Секвенирование генома человека.docx
+++ b/ru/discovery-articles/4.8 Секвенирование генома человека.docx
@@ -4,136 +4,103 @@
   <w:body>
     <w:p>
       <w:pPr>
-        <w:spacing w:before="0" w:after="80"/>
+        <w:pStyle w:val="Title"/>
+        <w:widowControl/>
       </w:pPr>
       <w:r>
-        <w:rPr>
-          <w:rFonts w:ascii="Calibri" w:hAnsi="Calibri" w:cs="Calibri"/>
-          <w:b/>
-          <w:color w:val="2E74B5"/>
-          <w:sz w:val="20"/>
-        </w:rPr>
-        <w:t>4. Медицина, биология и общественное здравоохранение</w:t>
+        <w:t>4.8 Секвенирование генома человека</w:t>
       </w:r>
     </w:p>
     <w:p>
       <w:pPr>
         <w:keepNext/>
-        <w:spacing w:before="0" w:after="120"/>
+        <w:widowControl/>
       </w:pPr>
       <w:r>
         <w:rPr>
-          <w:rFonts w:ascii="Calibri" w:hAnsi="Calibri" w:cs="Calibri"/>
-          <w:b/>
-          <w:color w:val="0B2545"/>
-          <w:sz w:val="48"/>
+          <w:sz w:val="20"/>
         </w:rPr>
-        <w:t>4.8 Секвенирование генома человека</w:t>
+        <w:t>4. Медицина, биология и общественное здоровье</w:t>
       </w:r>
     </w:p>
     <w:p>
       <w:pPr>
-        <w:spacing w:before="0" w:after="200" w:line="276" w:lineRule="auto"/>
+        <w:keepNext/>
+        <w:widowControl/>
       </w:pPr>
       <w:r>
         <w:rPr>
-          <w:rFonts w:ascii="Calibri" w:hAnsi="Calibri" w:cs="Calibri"/>
-          <w:i/>
-          <w:color w:val="666666"/>
-          <w:sz w:val="21"/>
+          <w:sz w:val="20"/>
         </w:rPr>
-        <w:t>Период: 1990–2003 годы — проект «Геном человека»; первая полная последовательность — 2022 год | Ключевые фигуры: международный консорциум проекта «Геном человека» (Национальные институты здравоохранения США, Wellcome Trust и участники из многих стран); Крейг Вентер (Celera Genomics)</w:t>
+        <w:t>Период: 1990–2003 годы — проект «Геном человека»; первая полная последовательность — 2022 год | Основные участники: международный консорциум, включая Национальные институты здоровья США, NIH, фонд Wellcome Trust и команды разных стран; Крейг Вентер, Celera Genomics</w:t>
       </w:r>
     </w:p>
     <w:p>
       <w:pPr>
-        <w:spacing w:before="0" w:after="200" w:line="300" w:lineRule="auto"/>
+        <w:widowControl/>
       </w:pPr>
       <w:r>
-        <w:rPr>
-          <w:rFonts w:ascii="Calibri" w:hAnsi="Calibri" w:cs="Calibri"/>
-          <w:color w:val="0B2545"/>
-          <w:sz w:val="23"/>
-        </w:rPr>
-        <w:t>Секвенирование генома определяет порядок букв ДНК в организме. Проект «Геном человека», рабочая версия которого была завершена на рубеже XXI века, создал общую эталонную карту нашего вида.</w:t>
+        <w:t>Секвенирование определяет порядок «букв» ДНК организма. Проект «Геном человека», представивший черновую последовательность на рубеже XXI века, дал общую справочную карту нашего вида.</w:t>
       </w:r>
     </w:p>
     <w:p>
       <w:pPr>
         <w:pStyle w:val="Heading1"/>
+        <w:widowControl/>
       </w:pPr>
       <w:r>
-        <w:t>Ключевые факты</w:t>
+        <w:t>Кратко о главном</w:t>
       </w:r>
     </w:p>
     <w:p>
       <w:pPr>
-        <w:keepLines/>
-        <w:spacing w:after="80" w:line="300" w:lineRule="auto"/>
-        <w:numPr>
-          <w:ilvl w:val="0"/>
-          <w:numId w:val="10"/>
-        </w:numPr>
+        <w:pStyle w:val="ListBullet"/>
+        <w:widowControl/>
       </w:pPr>
       <w:r>
-        <w:t>Геном — это полный набор наследственной информации организма.</w:t>
+        <w:t>Геном — полный набор генетических «букв» организма.</w:t>
       </w:r>
     </w:p>
     <w:p>
       <w:pPr>
-        <w:keepLines/>
-        <w:spacing w:after="80" w:line="300" w:lineRule="auto"/>
-        <w:numPr>
-          <w:ilvl w:val="0"/>
-          <w:numId w:val="10"/>
-        </w:numPr>
+        <w:pStyle w:val="ListBullet"/>
+        <w:widowControl/>
       </w:pPr>
       <w:r>
-        <w:t>Международный государственный проект «Геном человека» работал с 1990 по 2003 год; черновую последовательность опубликовали в 2001 году.</w:t>
+        <w:t>Открытый проект «Геном человека» шёл с 1990 по 2003 год; черновик опубликован в 2001 году.</w:t>
       </w:r>
     </w:p>
     <w:p>
       <w:pPr>
-        <w:keepLines/>
-        <w:spacing w:after="80" w:line="300" w:lineRule="auto"/>
-        <w:numPr>
-          <w:ilvl w:val="0"/>
-          <w:numId w:val="10"/>
-        </w:numPr>
+        <w:pStyle w:val="ListBullet"/>
+        <w:widowControl/>
       </w:pPr>
       <w:r>
-        <w:t>Фрэнсис Коллинз возглавлял международный государственный консорциум, а Дж. Крейг Вентер руководил частным проектом.</w:t>
+        <w:t>Фрэнсис Коллинз руководил открытым консорциумом, Крейг Вентер — частным проектом.</w:t>
       </w:r>
     </w:p>
     <w:p>
       <w:pPr>
-        <w:keepLines/>
-        <w:spacing w:after="80" w:line="300" w:lineRule="auto"/>
-        <w:numPr>
-          <w:ilvl w:val="0"/>
-          <w:numId w:val="10"/>
-        </w:numPr>
+        <w:pStyle w:val="ListBullet"/>
+        <w:widowControl/>
       </w:pPr>
       <w:r>
-        <w:t>После завершения проекта стоимость секвенирования резко снизилась, а скорость многократно выросла.</w:t>
+        <w:t>Затем резко снизились стоимость и время секвенирования.</w:t>
       </w:r>
     </w:p>
     <w:p>
       <w:pPr>
-        <w:keepLines/>
-        <w:spacing w:after="80" w:line="300" w:lineRule="auto"/>
-        <w:numPr>
-          <w:ilvl w:val="0"/>
-          <w:numId w:val="10"/>
-        </w:numPr>
+        <w:pStyle w:val="ListBullet"/>
+        <w:widowControl/>
       </w:pPr>
       <w:r>
-        <w:t>Карта последовательности сама по себе ещё не объясняет значение каждого гена.</w:t>
+        <w:t>Карта не означает полного понимания функции каждого гена.</w:t>
       </w:r>
     </w:p>
     <w:p>
       <w:pPr>
         <w:pStyle w:val="Heading1"/>
+        <w:widowControl/>
       </w:pPr>
       <w:r>
         <w:t>Что это такое</w:t>
@@ -141,143 +108,101 @@
     </w:p>
     <w:p>
       <w:pPr>
-        <w:keepLines w:val="0"/>
+        <w:widowControl/>
       </w:pPr>
       <w:r>
-        <w:t>Геном — полный набор инструкций ДНК в организме. Секвенирование означает чтение порядка букв А, Ц, Г и Т вдоль молекул ДНК. Геном человека огромен: один типичный набор хромосом содержит около трёх миллиардов таких букв, поэтому создание первых достаточно полных карт потребовало международного инженерного проекта.</w:t>
-      </w:r>
-    </w:p>
-    <w:p>
-      <w:pPr>
-        <w:keepLines w:val="0"/>
-      </w:pPr>
-      <w:r>
-        <w:t>Эталонная последовательность — общий рабочий ориентир, а не генетический портрет некоего идеального человека. Она больше похожа на атлас, чем на биографию.</w:t>
+        <w:t>Геном — весь набор инструкций ДНК, дезоксирибонуклеиновой кислоты, организма. Секвенирование читает порядок A, C, G и T вдоль её молекул. В типичном наборе человеческих хромосом около трёх миллиардов букв, поэтому первые достаточно полные карты стали мировым инженерным проектом. Эталонная последовательность — общий справочный вариант, а не портрет одного «идеального» человека: скорее атлас, чем биография.</w:t>
       </w:r>
     </w:p>
     <w:p>
       <w:pPr>
         <w:pStyle w:val="Heading1"/>
+        <w:widowControl/>
       </w:pPr>
       <w:r>
-        <w:t>Кто это открыл или изобрёл</w:t>
+        <w:t>Кто открыл или изобрёл</w:t>
       </w:r>
     </w:p>
     <w:p>
       <w:pPr>
-        <w:keepLines w:val="0"/>
+        <w:widowControl/>
       </w:pPr>
       <w:r>
-        <w:t>Международный проект «Геном человека» начался в 1990 году; основная работа велась в США, Великобритании и ряде других стран. Позднее американскую государственную часть проекта возглавил Фрэнсис Коллинз.</w:t>
-      </w:r>
-    </w:p>
-    <w:p>
-      <w:pPr>
-        <w:keepLines w:val="0"/>
-      </w:pPr>
-      <w:r>
-        <w:t>Компания Celera под руководством Дж. Крейга Вентера применила более быстрый метод дробового секвенирования и опубликовала свои результаты параллельно с государственным консорциумом. Над проектами трудились тысячи учёных и технических специалистов. Организационный масштаб достижения был не менее важен, чем научные идеи.</w:t>
+        <w:t>Открытый проект Human Genome Project, HGP, начался в 1990 году; крупные работы проводились в США, Британии и других странах. Позднее американскую часть возглавил Коллинз. Компания Вентера Celera использовала более быстрый метод «дробовика» — чтение множества фрагментов с последующей сборкой — и публиковала результаты параллельно. Трудились тысячи учёных и технических специалистов. Достижение было организационным не меньше, чем интеллектуальным.</w:t>
       </w:r>
     </w:p>
     <w:p>
       <w:pPr>
         <w:pStyle w:val="Heading1"/>
+        <w:widowControl/>
       </w:pPr>
       <w:r>
-        <w:t>Когда и как это появилось</w:t>
+        <w:t>Когда и как появилось</w:t>
       </w:r>
     </w:p>
     <w:p>
       <w:pPr>
-        <w:keepLines w:val="0"/>
+        <w:widowControl/>
       </w:pPr>
       <w:r>
-        <w:t>О завершении рабочей версии объявили в 2000 году, а в 2001-м её опубликовали. Более полный эталон проекта «Геном человека» появился в 2003 году. Задачу сделали выполнимой автоматические секвенаторы, растущая вычислительная мощность и политическое решение финансировать «большую биологию».</w:t>
-      </w:r>
-    </w:p>
-    <w:p>
-      <w:pPr>
-        <w:keepLines w:val="0"/>
-      </w:pPr>
-      <w:r>
-        <w:t>Соперничество государственных и частных команд ускорило заключительный этап. Последующие проекты заполнили оставшиеся пробелы и начали точнее описывать генетическое разнообразие разных групп населения.</w:t>
+        <w:t>Рабочий черновик объявили в 2000 году и опубликовали в 2001-м; более полная эталонная версия вышла в 2003-м. Помогли автоматические приборы, вычислительные мощности и политическое решение финансировать большую биологию. Соперничество открытых и частных команд ускорило завершение. Позднейшие проекты заполняли пробелы и изучали разнообразие популяций. В 2022 году сообщили о геноме «от теломеры до теломеры», то есть от конца до конца, заполнив пробелы версии 2003 года.</w:t>
       </w:r>
     </w:p>
     <w:p>
       <w:pPr>
         <w:pStyle w:val="Heading1"/>
+        <w:widowControl/>
       </w:pPr>
       <w:r>
-        <w:t>Научное значение</w:t>
+        <w:t>Значение для науки</w:t>
       </w:r>
     </w:p>
     <w:p>
       <w:pPr>
-        <w:keepLines w:val="0"/>
+        <w:widowControl/>
       </w:pPr>
       <w:r>
-        <w:t>Секвенирование позволило генетике перейти от изучения одного гена к анализу целых систем. На стыке биологии и вычислительной техники возникла биоинформатика. Учёные получили возможность систематически искать варианты, связанные с болезнями, и сравнивать человека с другими видами.</w:t>
-      </w:r>
-    </w:p>
-    <w:p>
-      <w:pPr>
-        <w:keepLines w:val="0"/>
-      </w:pPr>
-      <w:r>
-        <w:t>Проект также установил важные нормы открытого доступа к данным. Знание последовательности — мощный инструмент, но не исчерпывающее объяснение природы человека.</w:t>
+        <w:t>Секвенирование перевело генетику от отдельных генов к целым системам. Возникла биоинформатика — соединение биологии и вычислений. Учёные смогли систематичнее сравнивать человека с другими видами и находить варианты, связанные с болезнями. Проект также установил нормы открытости данных. Последовательность — инструмент, а не исчерпывающее объяснение человека.</w:t>
       </w:r>
     </w:p>
     <w:p>
       <w:pPr>
         <w:pStyle w:val="Heading1"/>
+        <w:widowControl/>
       </w:pPr>
       <w:r>
-        <w:t>Влияние на последующее развитие</w:t>
+        <w:t>Влияние на дальнейшее развитие</w:t>
       </w:r>
     </w:p>
     <w:p>
       <w:pPr>
-        <w:keepLines w:val="0"/>
+        <w:widowControl/>
       </w:pPr>
       <w:r>
-        <w:t>Современные недорогие секвенаторы читают ДНК опухолей, возбудителей вспышек и древних костей. Персональная геномика, пренатальные тесты и отслеживание вариантов вируса COVID-19 выросли из технологий и стандартов проекта.</w:t>
-      </w:r>
-    </w:p>
-    <w:p>
-      <w:pPr>
-        <w:keepLines w:val="0"/>
-      </w:pPr>
-      <w:r>
-        <w:t>Каталоги генов помогают выбирать мишени для лекарств. Полная карта также показала, что значительная часть ДНК не кодирует белки, и открыла новые направления исследований. Проект «Геном человека» стал эталонным атласом для всех последующих путешествий по геному.</w:t>
+        <w:t>Подешевевшие приборы читают геномы опухолей, возбудителей вспышек и древних костей. Личная геномика, дородовые тесты и отслеживание вариантов COVID-19, коронавирусной болезни 2019 года, продолжают эту историю. Каталоги генов помогают искать мишени лекарств. Карта также показала, насколько большая часть ДНК не кодирует белки, открыв новые исследования. Проект стал справочным атласом для последующих путешествий.</w:t>
       </w:r>
     </w:p>
     <w:p>
       <w:pPr>
         <w:pStyle w:val="Heading1"/>
+        <w:widowControl/>
       </w:pPr>
       <w:r>
-        <w:t>Как это изменило жизнь людей</w:t>
+        <w:t>Как изменило жизнь людей</w:t>
       </w:r>
     </w:p>
     <w:p>
       <w:pPr>
-        <w:keepLines w:val="0"/>
+        <w:widowControl/>
       </w:pPr>
       <w:r>
-        <w:t>У некоторых пациентов появилась возможность точнее диагностировать редкие болезни и отдельные виды рака. Общество столкнулось с новыми спорами о генетической конфиденциальности, дискриминации и понимании человеческой природы в эпоху прочитанного генома.</w:t>
-      </w:r>
-    </w:p>
-    <w:p>
-      <w:pPr>
-        <w:keepLines w:val="0"/>
-      </w:pPr>
-      <w:r>
-        <w:t>Исследования одновременно подчеркнули, насколько похожи геномы всех людей. Секвенирование сделало наш вид более познаваемым — и тем настоятельнее потребовало мудро распоряжаться полученным знанием.</w:t>
+        <w:t>Некоторые редкие болезни и виды рака стали диагностировать точнее. Возникли обсуждения генетической конфиденциальности, дискриминации и человеческой природы в эпоху прочитанных геномов. Работа подчеркнула и чрезвычайное сходство людей на уровне ДНК. Наш вид стал понятнее, а разумное обращение с этим знанием — ещё важнее.</w:t>
       </w:r>
     </w:p>
     <w:p>
       <w:pPr>
         <w:pStyle w:val="Heading1"/>
+        <w:widowControl/>
       </w:pPr>
       <w:r>
         <w:t>Источники и литература</w:t>
@@ -286,132 +211,139 @@
     <w:p>
       <w:pPr>
         <w:pStyle w:val="Heading2"/>
+        <w:widowControl/>
       </w:pPr>
       <w:r>
-        <w:t>B. Рецензируемые статьи и оригинальные научные публикации</w:t>
+        <w:rPr>
+          <w:sz w:val="20"/>
+        </w:rPr>
+        <w:t>Рецензируемые и оригинальные научные статьи</w:t>
       </w:r>
     </w:p>
     <w:p>
       <w:pPr>
-        <w:keepLines/>
-        <w:spacing w:after="80" w:line="300" w:lineRule="auto"/>
-        <w:numPr>
-          <w:ilvl w:val="0"/>
-          <w:numId w:val="11"/>
-        </w:numPr>
+        <w:widowControl/>
       </w:pPr>
       <w:r>
-        <w:t>International Human Genome Sequencing Consortium. «Initial sequencing and analysis of the human genome». Nature 409 (2001): 860–921.</w:t>
+        <w:rPr>
+          <w:sz w:val="20"/>
+        </w:rPr>
+        <w:t xml:space="preserve">1. International Human Genome Sequencing Consortium. 'Initial sequencing and analysis of the human genome.' Nature 409 (2001): 860-921. </w:t>
       </w:r>
+      <w:hyperlink r:id="rId9">
+        <w:r>
+          <w:rPr>
+            <w:sz w:val="20"/>
+          </w:rPr>
+          <w:t>https://doi.org/10.1038/35057062</w:t>
+        </w:r>
+      </w:hyperlink>
       <w:r>
-        <w:t xml:space="preserve"> </w:t>
+        <w:rPr>
+          <w:sz w:val="20"/>
+        </w:rPr>
+      </w:r>
+    </w:p>
+    <w:p>
+      <w:pPr>
+        <w:pStyle w:val="Heading2"/>
+        <w:widowControl/>
+      </w:pPr>
+      <w:r>
+        <w:rPr>
+          <w:sz w:val="20"/>
+        </w:rPr>
+        <w:t>Материалы организаций и энциклопедии</w:t>
+      </w:r>
+    </w:p>
+    <w:p>
+      <w:pPr>
+        <w:widowControl/>
+      </w:pPr>
+      <w:r>
+        <w:rPr>
+          <w:sz w:val="20"/>
+        </w:rPr>
+        <w:t xml:space="preserve">1. Encyclopaedia Britannica. 'Human Genome Project.' </w:t>
+      </w:r>
+      <w:hyperlink r:id="rId10">
+        <w:r>
+          <w:rPr>
+            <w:sz w:val="20"/>
+          </w:rPr>
+          <w:t>https://www.britannica.com/event/Human-Genome-Project</w:t>
+        </w:r>
+      </w:hyperlink>
+      <w:r>
+        <w:rPr>
+          <w:sz w:val="20"/>
+        </w:rPr>
+      </w:r>
+    </w:p>
+    <w:p>
+      <w:pPr>
+        <w:widowControl/>
+      </w:pPr>
+      <w:r>
+        <w:rPr>
+          <w:sz w:val="20"/>
+        </w:rPr>
+        <w:t xml:space="preserve">2. National Human Genome Research Institute (NIH). The Human Genome Project. </w:t>
       </w:r>
       <w:hyperlink r:id="rId11">
         <w:r>
           <w:rPr>
-            <w:color w:val="0563C1"/>
-            <w:u w:val="single"/>
+            <w:sz w:val="20"/>
           </w:rPr>
-          <w:t>https://doi.org/10.1038/35057062</w:t>
+          <w:t>https://www.genome.gov/human-genome-project</w:t>
         </w:r>
       </w:hyperlink>
+      <w:r>
+        <w:rPr>
+          <w:sz w:val="20"/>
+        </w:rPr>
+      </w:r>
     </w:p>
     <w:p>
       <w:pPr>
         <w:pStyle w:val="Heading2"/>
+        <w:widowControl/>
       </w:pPr>
       <w:r>
-        <w:t>C. Материалы научных учреждений и энциклопедий</w:t>
+        <w:rPr>
+          <w:sz w:val="20"/>
+        </w:rPr>
+        <w:t>Космические агентства, лаборатории и научные организации</w:t>
       </w:r>
     </w:p>
     <w:p>
       <w:pPr>
-        <w:keepLines/>
-        <w:spacing w:after="80" w:line="300" w:lineRule="auto"/>
-        <w:numPr>
-          <w:ilvl w:val="0"/>
-          <w:numId w:val="12"/>
-        </w:numPr>
+        <w:widowControl/>
       </w:pPr>
       <w:r>
-        <w:t>Encyclopaedia Britannica. «Human Genome Project».</w:t>
-      </w:r>
-      <w:r>
-        <w:t xml:space="preserve"> </w:t>
+        <w:rPr>
+          <w:sz w:val="20"/>
+        </w:rPr>
+        <w:t xml:space="preserve">1. Wellcome Sanger Institute. Human genome research. </w:t>
       </w:r>
       <w:hyperlink r:id="rId12">
         <w:r>
           <w:rPr>
-            <w:color w:val="0563C1"/>
-            <w:u w:val="single"/>
-          </w:rPr>
-          <w:t>https://www.britannica.com/event/Human-Genome-Project</w:t>
-        </w:r>
-      </w:hyperlink>
-    </w:p>
-    <w:p>
-      <w:pPr>
-        <w:keepLines/>
-        <w:spacing w:after="80" w:line="300" w:lineRule="auto"/>
-        <w:numPr>
-          <w:ilvl w:val="0"/>
-          <w:numId w:val="12"/>
-        </w:numPr>
-      </w:pPr>
-      <w:r>
-        <w:t>Национальный институт исследования генома человека США. Проект «Геном человека».</w:t>
-      </w:r>
-      <w:r>
-        <w:t xml:space="preserve"> </w:t>
-      </w:r>
-      <w:hyperlink r:id="rId13">
-        <w:r>
-          <w:rPr>
-            <w:color w:val="0563C1"/>
-            <w:u w:val="single"/>
-          </w:rPr>
-          <w:t>https://www.genome.gov/human-genome-project</w:t>
-        </w:r>
-      </w:hyperlink>
-    </w:p>
-    <w:p>
-      <w:pPr>
-        <w:pStyle w:val="Heading2"/>
-      </w:pPr>
-      <w:r>
-        <w:t>G. Космические агентства, лаборатории и научные организации</w:t>
-      </w:r>
-    </w:p>
-    <w:p>
-      <w:pPr>
-        <w:keepLines/>
-        <w:spacing w:after="80" w:line="300" w:lineRule="auto"/>
-        <w:numPr>
-          <w:ilvl w:val="0"/>
-          <w:numId w:val="13"/>
-        </w:numPr>
-      </w:pPr>
-      <w:r>
-        <w:t>Wellcome Sanger Institute. Исследования генома человека.</w:t>
-      </w:r>
-      <w:r>
-        <w:t xml:space="preserve"> </w:t>
-      </w:r>
-      <w:hyperlink r:id="rId14">
-        <w:r>
-          <w:rPr>
-            <w:color w:val="0563C1"/>
-            <w:u w:val="single"/>
+            <w:sz w:val="20"/>
           </w:rPr>
           <w:t>https://www.sanger.ac.uk/</w:t>
         </w:r>
       </w:hyperlink>
+      <w:r>
+        <w:rPr>
+          <w:sz w:val="20"/>
+        </w:rPr>
+      </w:r>
     </w:p>
     <w:sectPr>
-      <w:headerReference w:type="default" r:id="rId9"/>
-      <w:footerReference w:type="default" r:id="rId10"/>
-      <w:pgSz w:w="12240" w:h="15840"/>
-      <w:pgMar w:top="1440" w:right="1440" w:bottom="1440" w:left="1440" w:header="708" w:footer="708" w:gutter="0"/>
+      <w:footerReference w:type="default" r:id="rId13"/>
+      <w:pgSz w:w="11906" w:h="16838"/>
+      <w:pgMar w:top="1020" w:right="1134" w:bottom="1020" w:left="1134" w:header="720" w:footer="720" w:gutter="0"/>
       <w:cols w:space="720"/>
       <w:docGrid w:linePitch="360"/>
     </w:sectPr>
@@ -424,60 +356,11 @@
   <w:p>
     <w:pPr>
       <w:pStyle w:val="Footer"/>
-      <w:spacing w:before="0" w:after="0"/>
       <w:jc w:val="right"/>
     </w:pPr>
-    <w:r>
-      <w:rPr>
-        <w:rFonts w:ascii="Calibri" w:hAnsi="Calibri" w:cs="Calibri"/>
-        <w:color w:val="666666"/>
-        <w:sz w:val="18"/>
-      </w:rPr>
-      <w:t xml:space="preserve">Страница </w:t>
-    </w:r>
-    <w:r>
-      <w:rPr>
-        <w:rFonts w:ascii="Calibri" w:hAnsi="Calibri" w:cs="Calibri"/>
-        <w:color w:val="666666"/>
-        <w:sz w:val="18"/>
-      </w:rPr>
-      <w:fldChar w:fldCharType="begin"/>
-      <w:instrText xml:space="preserve"> PAGE </w:instrText>
-      <w:fldChar w:fldCharType="separate"/>
-      <w:t>1</w:t>
-      <w:fldChar w:fldCharType="end"/>
-    </w:r>
+    <w:fldSimple w:instr="PAGE"/>
   </w:p>
 </w:ftr>
-</file>
-
-<file path=word/header1.xml><?xml version="1.0" encoding="utf-8"?>
-<w:hdr xmlns:m="http://schemas.openxmlformats.org/officeDocument/2006/math" xmlns:mc="http://schemas.openxmlformats.org/markup-compatibility/2006" xmlns:mo="http://schemas.microsoft.com/office/mac/office/2008/main" xmlns:mv="urn:schemas-microsoft-com:mac:vml" xmlns:o="urn:schemas-microsoft-com:office:office" xmlns:r="http://schemas.openxmlformats.org/officeDocument/2006/relationships" xmlns:v="urn:schemas-microsoft-com:vml" xmlns:w10="urn:schemas-microsoft-com:office:word" xmlns:w14="http://schemas.microsoft.com/office/word/2010/wordml" xmlns:w="http://schemas.openxmlformats.org/wordprocessingml/2006/main" xmlns:wne="http://schemas.microsoft.com/office/word/2006/wordml" xmlns:wp14="http://schemas.microsoft.com/office/word/2010/wordprocessingDrawing" xmlns:wp="http://schemas.openxmlformats.org/drawingml/2006/wordprocessingDrawing" xmlns:wpc="http://schemas.microsoft.com/office/word/2010/wordprocessingCanvas" xmlns:wpg="http://schemas.microsoft.com/office/word/2010/wordprocessingGroup" xmlns:wpi="http://schemas.microsoft.com/office/word/2010/wordprocessingInk" xmlns:wps="http://schemas.microsoft.com/office/word/2010/wordprocessingShape" mc:Ignorable="w14 wp14">
-  <w:p>
-    <w:pPr>
-      <w:pStyle w:val="Header"/>
-      <w:spacing w:after="0"/>
-      <w:jc w:val="left"/>
-    </w:pPr>
-    <w:r>
-      <w:rPr>
-        <w:rFonts w:ascii="Calibri" w:hAnsi="Calibri" w:cs="Calibri"/>
-        <w:b/>
-        <w:color w:val="666666"/>
-        <w:sz w:val="18"/>
-      </w:rPr>
-      <w:t>Открытия и изобретения</w:t>
-    </w:r>
-    <w:r>
-      <w:rPr>
-        <w:rFonts w:ascii="Calibri" w:hAnsi="Calibri" w:cs="Calibri"/>
-        <w:color w:val="666666"/>
-        <w:sz w:val="18"/>
-      </w:rPr>
-      <w:t xml:space="preserve">    |    4. Медицина, биология и общественное здравоохранение</w:t>
-    </w:r>
-  </w:p>
-</w:hdr>
 </file>
 
 <file path=word/numbering.xml><?xml version="1.0" encoding="utf-8"?>
@@ -680,78 +563,6 @@
   <w:num w:numId="9">
     <w:abstractNumId w:val="0"/>
   </w:num>
-  <w:abstractNum w:abstractNumId="9">
-    <w:multiLevelType w:val="singleLevel"/>
-    <w:lvl w:ilvl="0">
-      <w:start w:val="1"/>
-      <w:numFmt w:val="bullet"/>
-      <w:lvlText w:val="•"/>
-      <w:lvlJc w:val="left"/>
-      <w:pPr>
-        <w:tabs>
-          <w:tab w:val="num" w:pos="540"/>
-        </w:tabs>
-        <w:ind w:left="540" w:hanging="270"/>
-      </w:pPr>
-    </w:lvl>
-  </w:abstractNum>
-  <w:num w:numId="10">
-    <w:abstractNumId w:val="9"/>
-  </w:num>
-  <w:abstractNum w:abstractNumId="10">
-    <w:multiLevelType w:val="singleLevel"/>
-    <w:lvl w:ilvl="0">
-      <w:start w:val="1"/>
-      <w:numFmt w:val="decimal"/>
-      <w:lvlText w:val="%1."/>
-      <w:lvlJc w:val="left"/>
-      <w:pPr>
-        <w:tabs>
-          <w:tab w:val="num" w:pos="540"/>
-        </w:tabs>
-        <w:ind w:left="540" w:hanging="270"/>
-      </w:pPr>
-    </w:lvl>
-  </w:abstractNum>
-  <w:num w:numId="11">
-    <w:abstractNumId w:val="10"/>
-  </w:num>
-  <w:abstractNum w:abstractNumId="11">
-    <w:multiLevelType w:val="singleLevel"/>
-    <w:lvl w:ilvl="0">
-      <w:start w:val="1"/>
-      <w:numFmt w:val="decimal"/>
-      <w:lvlText w:val="%1."/>
-      <w:lvlJc w:val="left"/>
-      <w:pPr>
-        <w:tabs>
-          <w:tab w:val="num" w:pos="540"/>
-        </w:tabs>
-        <w:ind w:left="540" w:hanging="270"/>
-      </w:pPr>
-    </w:lvl>
-  </w:abstractNum>
-  <w:num w:numId="12">
-    <w:abstractNumId w:val="11"/>
-  </w:num>
-  <w:abstractNum w:abstractNumId="12">
-    <w:multiLevelType w:val="singleLevel"/>
-    <w:lvl w:ilvl="0">
-      <w:start w:val="1"/>
-      <w:numFmt w:val="decimal"/>
-      <w:lvlText w:val="%1."/>
-      <w:lvlJc w:val="left"/>
-      <w:pPr>
-        <w:tabs>
-          <w:tab w:val="num" w:pos="540"/>
-        </w:tabs>
-        <w:ind w:left="540" w:hanging="270"/>
-      </w:pPr>
-    </w:lvl>
-  </w:abstractNum>
-  <w:num w:numId="13">
-    <w:abstractNumId w:val="12"/>
-  </w:num>
 </w:numbering>
 </file>
 
@@ -760,7 +571,7 @@
   <w:docDefaults>
     <w:rPrDefault>
       <w:rPr>
-        <w:rFonts w:asciiTheme="minorHAnsi" w:eastAsiaTheme="minorEastAsia" w:hAnsiTheme="minorHAnsi" w:cstheme="minorBidi"/>
+        <w:rFonts/>
         <w:sz w:val="22"/>
         <w:szCs w:val="22"/>
         <w:lang w:val="en-US" w:eastAsia="en-US" w:bidi="ar-SA"/>
@@ -916,12 +727,13 @@
     <w:qFormat/>
     <w:rsid w:val="00FC693F"/>
     <w:pPr>
-      <w:widowControl/>
-      <w:spacing w:before="0" w:after="120" w:line="300" w:lineRule="auto"/>
+      <w:spacing w:after="120" w:line="259" w:lineRule="auto"/>
     </w:pPr>
     <w:rPr>
-      <w:rFonts w:ascii="Calibri" w:hAnsi="Calibri" w:cs="Calibri"/>
-      <w:sz w:val="22"/>
+      <w:rFonts w:ascii="Times New Roman" w:hAnsi="Times New Roman"/>
+      <w:color w:val="000000"/>
+      <w:sz w:val="24"/>
+      <w:lang w:val="ru-RU"/>
     </w:rPr>
   </w:style>
   <w:style w:type="paragraph" w:styleId="Header">
@@ -979,16 +791,17 @@
     <w:pPr>
       <w:keepNext/>
       <w:keepLines/>
-      <w:spacing w:before="360" w:after="200"/>
+      <w:spacing w:before="480" w:after="120" w:line="259" w:lineRule="auto"/>
       <w:outlineLvl w:val="0"/>
     </w:pPr>
     <w:rPr>
-      <w:rFonts w:asciiTheme="majorHAnsi" w:eastAsiaTheme="majorEastAsia" w:hAnsiTheme="majorHAnsi" w:cstheme="majorBidi" w:ascii="Calibri" w:hAnsi="Calibri" w:cs="Calibri"/>
+      <w:rFonts w:ascii="Times New Roman" w:hAnsi="Times New Roman"/>
       <w:b/>
       <w:bCs/>
-      <w:color w:val="2E74B5"/>
-      <w:sz w:val="32"/>
+      <w:color w:val="000000"/>
+      <w:sz w:val="26"/>
       <w:szCs w:val="28"/>
+      <w:lang w:val="ru-RU"/>
     </w:rPr>
   </w:style>
   <w:style w:type="paragraph" w:styleId="Heading2">
@@ -1003,16 +816,17 @@
     <w:pPr>
       <w:keepNext/>
       <w:keepLines/>
-      <w:spacing w:before="280" w:after="140"/>
+      <w:spacing w:before="200" w:after="120" w:line="259" w:lineRule="auto"/>
       <w:outlineLvl w:val="1"/>
     </w:pPr>
     <w:rPr>
-      <w:rFonts w:asciiTheme="majorHAnsi" w:eastAsiaTheme="majorEastAsia" w:hAnsiTheme="majorHAnsi" w:cstheme="majorBidi" w:ascii="Calibri" w:hAnsi="Calibri" w:cs="Calibri"/>
+      <w:rFonts w:ascii="Times New Roman" w:hAnsi="Times New Roman"/>
       <w:b/>
       <w:bCs/>
-      <w:color w:val="2E74B5"/>
+      <w:color w:val="000000"/>
       <w:sz w:val="26"/>
       <w:szCs w:val="26"/>
+      <w:lang w:val="ru-RU"/>
     </w:rPr>
   </w:style>
   <w:style w:type="paragraph" w:styleId="Heading3">
@@ -1027,15 +841,14 @@
     <w:pPr>
       <w:keepNext/>
       <w:keepLines/>
-      <w:spacing w:before="200" w:after="100"/>
+      <w:spacing w:before="200" w:after="0"/>
       <w:outlineLvl w:val="2"/>
     </w:pPr>
     <w:rPr>
-      <w:rFonts w:asciiTheme="majorHAnsi" w:eastAsiaTheme="majorEastAsia" w:hAnsiTheme="majorHAnsi" w:cstheme="majorBidi" w:ascii="Calibri" w:hAnsi="Calibri" w:cs="Calibri"/>
+      <w:rFonts/>
       <w:b/>
       <w:bCs/>
-      <w:color w:val="1F4D78"/>
-      <w:sz w:val="24"/>
+      <w:color w:val="4F81BD" w:themeColor="accent1"/>
     </w:rPr>
   </w:style>
   <w:style w:type="paragraph" w:styleId="Heading4">
@@ -1055,7 +868,7 @@
       <w:outlineLvl w:val="3"/>
     </w:pPr>
     <w:rPr>
-      <w:rFonts w:asciiTheme="majorHAnsi" w:eastAsiaTheme="majorEastAsia" w:hAnsiTheme="majorHAnsi" w:cstheme="majorBidi"/>
+      <w:rFonts/>
       <w:b/>
       <w:bCs/>
       <w:i/>
@@ -1080,7 +893,7 @@
       <w:outlineLvl w:val="4"/>
     </w:pPr>
     <w:rPr>
-      <w:rFonts w:asciiTheme="majorHAnsi" w:eastAsiaTheme="majorEastAsia" w:hAnsiTheme="majorHAnsi" w:cstheme="majorBidi"/>
+      <w:rFonts/>
       <w:color w:val="243F60" w:themeColor="accent1" w:themeShade="7F"/>
     </w:rPr>
   </w:style>
@@ -1101,7 +914,7 @@
       <w:outlineLvl w:val="5"/>
     </w:pPr>
     <w:rPr>
-      <w:rFonts w:asciiTheme="majorHAnsi" w:eastAsiaTheme="majorEastAsia" w:hAnsiTheme="majorHAnsi" w:cstheme="majorBidi"/>
+      <w:rFonts/>
       <w:i/>
       <w:iCs/>
       <w:color w:val="243F60" w:themeColor="accent1" w:themeShade="7F"/>
@@ -1124,7 +937,7 @@
       <w:outlineLvl w:val="6"/>
     </w:pPr>
     <w:rPr>
-      <w:rFonts w:asciiTheme="majorHAnsi" w:eastAsiaTheme="majorEastAsia" w:hAnsiTheme="majorHAnsi" w:cstheme="majorBidi"/>
+      <w:rFonts/>
       <w:i/>
       <w:iCs/>
       <w:color w:val="404040" w:themeColor="text1" w:themeTint="BF"/>
@@ -1147,7 +960,7 @@
       <w:outlineLvl w:val="7"/>
     </w:pPr>
     <w:rPr>
-      <w:rFonts w:asciiTheme="majorHAnsi" w:eastAsiaTheme="majorEastAsia" w:hAnsiTheme="majorHAnsi" w:cstheme="majorBidi"/>
+      <w:rFonts/>
       <w:color w:val="4F81BD" w:themeColor="accent1"/>
       <w:sz w:val="20"/>
       <w:szCs w:val="20"/>
@@ -1170,7 +983,7 @@
       <w:outlineLvl w:val="8"/>
     </w:pPr>
     <w:rPr>
-      <w:rFonts w:asciiTheme="majorHAnsi" w:eastAsiaTheme="majorEastAsia" w:hAnsiTheme="majorHAnsi" w:cstheme="majorBidi"/>
+      <w:rFonts/>
       <w:i/>
       <w:iCs/>
       <w:color w:val="404040" w:themeColor="text1" w:themeTint="BF"/>
@@ -1221,7 +1034,7 @@
     <w:uiPriority w:val="9"/>
     <w:rsid w:val="00FC693F"/>
     <w:rPr>
-      <w:rFonts w:asciiTheme="majorHAnsi" w:eastAsiaTheme="majorEastAsia" w:hAnsiTheme="majorHAnsi" w:cstheme="majorBidi"/>
+      <w:rFonts/>
       <w:b/>
       <w:bCs/>
       <w:color w:val="365F91" w:themeColor="accent1" w:themeShade="BF"/>
@@ -1236,7 +1049,7 @@
     <w:uiPriority w:val="9"/>
     <w:rsid w:val="00FC693F"/>
     <w:rPr>
-      <w:rFonts w:asciiTheme="majorHAnsi" w:eastAsiaTheme="majorEastAsia" w:hAnsiTheme="majorHAnsi" w:cstheme="majorBidi"/>
+      <w:rFonts/>
       <w:b/>
       <w:bCs/>
       <w:color w:val="4F81BD" w:themeColor="accent1"/>
@@ -1251,7 +1064,7 @@
     <w:uiPriority w:val="9"/>
     <w:rsid w:val="00FC693F"/>
     <w:rPr>
-      <w:rFonts w:asciiTheme="majorHAnsi" w:eastAsiaTheme="majorEastAsia" w:hAnsiTheme="majorHAnsi" w:cstheme="majorBidi"/>
+      <w:rFonts/>
       <w:b/>
       <w:bCs/>
       <w:color w:val="4F81BD" w:themeColor="accent1"/>
@@ -1266,19 +1079,17 @@
     <w:qFormat/>
     <w:rsid w:val="00FC693F"/>
     <w:pPr>
-      <w:pBdr>
-        <w:bottom w:val="single" w:sz="8" w:space="4" w:color="4F81BD" w:themeColor="accent1"/>
-      </w:pBdr>
-      <w:spacing w:after="300" w:line="240" w:lineRule="auto"/>
+      <w:spacing w:after="120" w:line="259" w:lineRule="auto"/>
       <w:contextualSpacing/>
     </w:pPr>
     <w:rPr>
-      <w:rFonts w:asciiTheme="majorHAnsi" w:eastAsiaTheme="majorEastAsia" w:hAnsiTheme="majorHAnsi" w:cstheme="majorBidi"/>
-      <w:color w:val="17365D" w:themeColor="text2" w:themeShade="BF"/>
+      <w:rFonts w:ascii="Times New Roman" w:hAnsi="Times New Roman"/>
+      <w:color w:val="000000"/>
       <w:spacing w:val="5"/>
       <w:kern w:val="28"/>
-      <w:sz w:val="52"/>
+      <w:sz w:val="40"/>
       <w:szCs w:val="52"/>
+      <w:lang w:val="ru-RU"/>
     </w:rPr>
   </w:style>
   <w:style w:type="character" w:customStyle="1" w:styleId="TitleChar">
@@ -1288,7 +1099,7 @@
     <w:uiPriority w:val="10"/>
     <w:rsid w:val="00FC693F"/>
     <w:rPr>
-      <w:rFonts w:asciiTheme="majorHAnsi" w:eastAsiaTheme="majorEastAsia" w:hAnsiTheme="majorHAnsi" w:cstheme="majorBidi"/>
+      <w:rFonts/>
       <w:color w:val="17365D" w:themeColor="text2" w:themeShade="BF"/>
       <w:spacing w:val="5"/>
       <w:kern w:val="28"/>
@@ -1310,7 +1121,7 @@
       </w:numPr>
     </w:pPr>
     <w:rPr>
-      <w:rFonts w:asciiTheme="majorHAnsi" w:eastAsiaTheme="majorEastAsia" w:hAnsiTheme="majorHAnsi" w:cstheme="majorBidi"/>
+      <w:rFonts/>
       <w:i/>
       <w:iCs/>
       <w:color w:val="4F81BD" w:themeColor="accent1"/>
@@ -1326,7 +1137,7 @@
     <w:uiPriority w:val="11"/>
     <w:rsid w:val="00FC693F"/>
     <w:rPr>
-      <w:rFonts w:asciiTheme="majorHAnsi" w:eastAsiaTheme="majorEastAsia" w:hAnsiTheme="majorHAnsi" w:cstheme="majorBidi"/>
+      <w:rFonts/>
       <w:i/>
       <w:iCs/>
       <w:color w:val="4F81BD" w:themeColor="accent1"/>
@@ -1451,8 +1262,15 @@
       <w:numPr>
         <w:numId w:val="1"/>
       </w:numPr>
+      <w:spacing w:after="120" w:line="259" w:lineRule="auto"/>
       <w:contextualSpacing/>
     </w:pPr>
+    <w:rPr>
+      <w:rFonts w:ascii="Times New Roman" w:hAnsi="Times New Roman"/>
+      <w:color w:val="000000"/>
+      <w:sz w:val="24"/>
+      <w:lang w:val="ru-RU"/>
+    </w:rPr>
   </w:style>
   <w:style w:type="paragraph" w:styleId="ListBullet2">
     <w:name w:val="List Bullet 2"/>
@@ -1624,7 +1442,7 @@
     <w:semiHidden/>
     <w:rsid w:val="00FC693F"/>
     <w:rPr>
-      <w:rFonts w:asciiTheme="majorHAnsi" w:eastAsiaTheme="majorEastAsia" w:hAnsiTheme="majorHAnsi" w:cstheme="majorBidi"/>
+      <w:rFonts/>
       <w:b/>
       <w:bCs/>
       <w:i/>
@@ -1640,7 +1458,7 @@
     <w:semiHidden/>
     <w:rsid w:val="00FC693F"/>
     <w:rPr>
-      <w:rFonts w:asciiTheme="majorHAnsi" w:eastAsiaTheme="majorEastAsia" w:hAnsiTheme="majorHAnsi" w:cstheme="majorBidi"/>
+      <w:rFonts/>
       <w:color w:val="243F60" w:themeColor="accent1" w:themeShade="7F"/>
     </w:rPr>
   </w:style>
@@ -1652,7 +1470,7 @@
     <w:semiHidden/>
     <w:rsid w:val="00FC693F"/>
     <w:rPr>
-      <w:rFonts w:asciiTheme="majorHAnsi" w:eastAsiaTheme="majorEastAsia" w:hAnsiTheme="majorHAnsi" w:cstheme="majorBidi"/>
+      <w:rFonts/>
       <w:i/>
       <w:iCs/>
       <w:color w:val="243F60" w:themeColor="accent1" w:themeShade="7F"/>
@@ -1666,7 +1484,7 @@
     <w:semiHidden/>
     <w:rsid w:val="00FC693F"/>
     <w:rPr>
-      <w:rFonts w:asciiTheme="majorHAnsi" w:eastAsiaTheme="majorEastAsia" w:hAnsiTheme="majorHAnsi" w:cstheme="majorBidi"/>
+      <w:rFonts/>
       <w:i/>
       <w:iCs/>
       <w:color w:val="404040" w:themeColor="text1" w:themeTint="BF"/>
@@ -1680,7 +1498,7 @@
     <w:semiHidden/>
     <w:rsid w:val="00FC693F"/>
     <w:rPr>
-      <w:rFonts w:asciiTheme="majorHAnsi" w:eastAsiaTheme="majorEastAsia" w:hAnsiTheme="majorHAnsi" w:cstheme="majorBidi"/>
+      <w:rFonts/>
       <w:color w:val="4F81BD" w:themeColor="accent1"/>
       <w:sz w:val="20"/>
       <w:szCs w:val="20"/>
@@ -1694,7 +1512,7 @@
     <w:semiHidden/>
     <w:rsid w:val="00FC693F"/>
     <w:rPr>
-      <w:rFonts w:asciiTheme="majorHAnsi" w:eastAsiaTheme="majorEastAsia" w:hAnsiTheme="majorHAnsi" w:cstheme="majorBidi"/>
+      <w:rFonts/>
       <w:i/>
       <w:iCs/>
       <w:color w:val="404040" w:themeColor="text1" w:themeTint="BF"/>
@@ -1753,9 +1571,6 @@
     <w:qFormat/>
     <w:rsid w:val="00FC693F"/>
     <w:pPr>
-      <w:pBdr>
-        <w:bottom w:val="single" w:sz="4" w:space="4" w:color="4F81BD" w:themeColor="accent1"/>
-      </w:pBdr>
       <w:spacing w:before="200" w:after="280"/>
       <w:ind w:left="936" w:right="936"/>
     </w:pPr>
@@ -3283,7 +3098,7 @@
         <w:spacing w:before="0" w:after="0" w:line="240" w:lineRule="auto"/>
       </w:pPr>
       <w:rPr>
-        <w:rFonts w:asciiTheme="majorHAnsi" w:eastAsiaTheme="majorEastAsia" w:hAnsiTheme="majorHAnsi" w:cstheme="majorBidi"/>
+        <w:rFonts/>
         <w:b/>
         <w:bCs/>
       </w:rPr>
@@ -3304,7 +3119,7 @@
         <w:spacing w:before="0" w:after="0" w:line="240" w:lineRule="auto"/>
       </w:pPr>
       <w:rPr>
-        <w:rFonts w:asciiTheme="majorHAnsi" w:eastAsiaTheme="majorEastAsia" w:hAnsiTheme="majorHAnsi" w:cstheme="majorBidi"/>
+        <w:rFonts/>
         <w:b/>
         <w:bCs/>
       </w:rPr>
@@ -3322,14 +3137,14 @@
     </w:tblStylePr>
     <w:tblStylePr w:type="firstCol">
       <w:rPr>
-        <w:rFonts w:asciiTheme="majorHAnsi" w:eastAsiaTheme="majorEastAsia" w:hAnsiTheme="majorHAnsi" w:cstheme="majorBidi"/>
+        <w:rFonts/>
         <w:b/>
         <w:bCs/>
       </w:rPr>
     </w:tblStylePr>
     <w:tblStylePr w:type="lastCol">
       <w:rPr>
-        <w:rFonts w:asciiTheme="majorHAnsi" w:eastAsiaTheme="majorEastAsia" w:hAnsiTheme="majorHAnsi" w:cstheme="majorBidi"/>
+        <w:rFonts/>
         <w:b/>
         <w:bCs/>
       </w:rPr>
@@ -3413,7 +3228,7 @@
         <w:spacing w:before="0" w:after="0" w:line="240" w:lineRule="auto"/>
       </w:pPr>
       <w:rPr>
-        <w:rFonts w:asciiTheme="majorHAnsi" w:eastAsiaTheme="majorEastAsia" w:hAnsiTheme="majorHAnsi" w:cstheme="majorBidi"/>
+        <w:rFonts/>
         <w:b/>
         <w:bCs/>
       </w:rPr>
@@ -3434,7 +3249,7 @@
         <w:spacing w:before="0" w:after="0" w:line="240" w:lineRule="auto"/>
       </w:pPr>
       <w:rPr>
-        <w:rFonts w:asciiTheme="majorHAnsi" w:eastAsiaTheme="majorEastAsia" w:hAnsiTheme="majorHAnsi" w:cstheme="majorBidi"/>
+        <w:rFonts/>
         <w:b/>
         <w:bCs/>
       </w:rPr>
@@ -3452,14 +3267,14 @@
     </w:tblStylePr>
     <w:tblStylePr w:type="firstCol">
       <w:rPr>
-        <w:rFonts w:asciiTheme="majorHAnsi" w:eastAsiaTheme="majorEastAsia" w:hAnsiTheme="majorHAnsi" w:cstheme="majorBidi"/>
+        <w:rFonts/>
         <w:b/>
         <w:bCs/>
       </w:rPr>
     </w:tblStylePr>
     <w:tblStylePr w:type="lastCol">
       <w:rPr>
-        <w:rFonts w:asciiTheme="majorHAnsi" w:eastAsiaTheme="majorEastAsia" w:hAnsiTheme="majorHAnsi" w:cstheme="majorBidi"/>
+        <w:rFonts/>
         <w:b/>
         <w:bCs/>
       </w:rPr>
@@ -3543,7 +3358,7 @@
         <w:spacing w:before="0" w:after="0" w:line="240" w:lineRule="auto"/>
       </w:pPr>
       <w:rPr>
-        <w:rFonts w:asciiTheme="majorHAnsi" w:eastAsiaTheme="majorEastAsia" w:hAnsiTheme="majorHAnsi" w:cstheme="majorBidi"/>
+        <w:rFonts/>
         <w:b/>
         <w:bCs/>
       </w:rPr>
@@ -3564,7 +3379,7 @@
         <w:spacing w:before="0" w:after="0" w:line="240" w:lineRule="auto"/>
       </w:pPr>
       <w:rPr>
-        <w:rFonts w:asciiTheme="majorHAnsi" w:eastAsiaTheme="majorEastAsia" w:hAnsiTheme="majorHAnsi" w:cstheme="majorBidi"/>
+        <w:rFonts/>
         <w:b/>
         <w:bCs/>
       </w:rPr>
@@ -3582,14 +3397,14 @@
     </w:tblStylePr>
     <w:tblStylePr w:type="firstCol">
       <w:rPr>
-        <w:rFonts w:asciiTheme="majorHAnsi" w:eastAsiaTheme="majorEastAsia" w:hAnsiTheme="majorHAnsi" w:cstheme="majorBidi"/>
+        <w:rFonts/>
         <w:b/>
         <w:bCs/>
       </w:rPr>
     </w:tblStylePr>
     <w:tblStylePr w:type="lastCol">
       <w:rPr>
-        <w:rFonts w:asciiTheme="majorHAnsi" w:eastAsiaTheme="majorEastAsia" w:hAnsiTheme="majorHAnsi" w:cstheme="majorBidi"/>
+        <w:rFonts/>
         <w:b/>
         <w:bCs/>
       </w:rPr>
@@ -3673,7 +3488,7 @@
         <w:spacing w:before="0" w:after="0" w:line="240" w:lineRule="auto"/>
       </w:pPr>
       <w:rPr>
-        <w:rFonts w:asciiTheme="majorHAnsi" w:eastAsiaTheme="majorEastAsia" w:hAnsiTheme="majorHAnsi" w:cstheme="majorBidi"/>
+        <w:rFonts/>
         <w:b/>
         <w:bCs/>
       </w:rPr>
@@ -3694,7 +3509,7 @@
         <w:spacing w:before="0" w:after="0" w:line="240" w:lineRule="auto"/>
       </w:pPr>
       <w:rPr>
-        <w:rFonts w:asciiTheme="majorHAnsi" w:eastAsiaTheme="majorEastAsia" w:hAnsiTheme="majorHAnsi" w:cstheme="majorBidi"/>
+        <w:rFonts/>
         <w:b/>
         <w:bCs/>
       </w:rPr>
@@ -3712,14 +3527,14 @@
     </w:tblStylePr>
     <w:tblStylePr w:type="firstCol">
       <w:rPr>
-        <w:rFonts w:asciiTheme="majorHAnsi" w:eastAsiaTheme="majorEastAsia" w:hAnsiTheme="majorHAnsi" w:cstheme="majorBidi"/>
+        <w:rFonts/>
         <w:b/>
         <w:bCs/>
       </w:rPr>
     </w:tblStylePr>
     <w:tblStylePr w:type="lastCol">
       <w:rPr>
-        <w:rFonts w:asciiTheme="majorHAnsi" w:eastAsiaTheme="majorEastAsia" w:hAnsiTheme="majorHAnsi" w:cstheme="majorBidi"/>
+        <w:rFonts/>
         <w:b/>
         <w:bCs/>
       </w:rPr>
@@ -3803,7 +3618,7 @@
         <w:spacing w:before="0" w:after="0" w:line="240" w:lineRule="auto"/>
       </w:pPr>
       <w:rPr>
-        <w:rFonts w:asciiTheme="majorHAnsi" w:eastAsiaTheme="majorEastAsia" w:hAnsiTheme="majorHAnsi" w:cstheme="majorBidi"/>
+        <w:rFonts/>
         <w:b/>
         <w:bCs/>
       </w:rPr>
@@ -3824,7 +3639,7 @@
         <w:spacing w:before="0" w:after="0" w:line="240" w:lineRule="auto"/>
       </w:pPr>
       <w:rPr>
-        <w:rFonts w:asciiTheme="majorHAnsi" w:eastAsiaTheme="majorEastAsia" w:hAnsiTheme="majorHAnsi" w:cstheme="majorBidi"/>
+        <w:rFonts/>
         <w:b/>
         <w:bCs/>
       </w:rPr>
@@ -3842,14 +3657,14 @@
     </w:tblStylePr>
     <w:tblStylePr w:type="firstCol">
       <w:rPr>
-        <w:rFonts w:asciiTheme="majorHAnsi" w:eastAsiaTheme="majorEastAsia" w:hAnsiTheme="majorHAnsi" w:cstheme="majorBidi"/>
+        <w:rFonts/>
         <w:b/>
         <w:bCs/>
       </w:rPr>
     </w:tblStylePr>
     <w:tblStylePr w:type="lastCol">
       <w:rPr>
-        <w:rFonts w:asciiTheme="majorHAnsi" w:eastAsiaTheme="majorEastAsia" w:hAnsiTheme="majorHAnsi" w:cstheme="majorBidi"/>
+        <w:rFonts/>
         <w:b/>
         <w:bCs/>
       </w:rPr>
@@ -3933,7 +3748,7 @@
         <w:spacing w:before="0" w:after="0" w:line="240" w:lineRule="auto"/>
       </w:pPr>
       <w:rPr>
-        <w:rFonts w:asciiTheme="majorHAnsi" w:eastAsiaTheme="majorEastAsia" w:hAnsiTheme="majorHAnsi" w:cstheme="majorBidi"/>
+        <w:rFonts/>
         <w:b/>
         <w:bCs/>
       </w:rPr>
@@ -3954,7 +3769,7 @@
         <w:spacing w:before="0" w:after="0" w:line="240" w:lineRule="auto"/>
       </w:pPr>
       <w:rPr>
-        <w:rFonts w:asciiTheme="majorHAnsi" w:eastAsiaTheme="majorEastAsia" w:hAnsiTheme="majorHAnsi" w:cstheme="majorBidi"/>
+        <w:rFonts/>
         <w:b/>
         <w:bCs/>
       </w:rPr>
@@ -3972,14 +3787,14 @@
     </w:tblStylePr>
     <w:tblStylePr w:type="firstCol">
       <w:rPr>
-        <w:rFonts w:asciiTheme="majorHAnsi" w:eastAsiaTheme="majorEastAsia" w:hAnsiTheme="majorHAnsi" w:cstheme="majorBidi"/>
+        <w:rFonts/>
         <w:b/>
         <w:bCs/>
       </w:rPr>
     </w:tblStylePr>
     <w:tblStylePr w:type="lastCol">
       <w:rPr>
-        <w:rFonts w:asciiTheme="majorHAnsi" w:eastAsiaTheme="majorEastAsia" w:hAnsiTheme="majorHAnsi" w:cstheme="majorBidi"/>
+        <w:rFonts/>
         <w:b/>
         <w:bCs/>
       </w:rPr>
@@ -4063,7 +3878,7 @@
         <w:spacing w:before="0" w:after="0" w:line="240" w:lineRule="auto"/>
       </w:pPr>
       <w:rPr>
-        <w:rFonts w:asciiTheme="majorHAnsi" w:eastAsiaTheme="majorEastAsia" w:hAnsiTheme="majorHAnsi" w:cstheme="majorBidi"/>
+        <w:rFonts/>
         <w:b/>
         <w:bCs/>
       </w:rPr>
@@ -4084,7 +3899,7 @@
         <w:spacing w:before="0" w:after="0" w:line="240" w:lineRule="auto"/>
       </w:pPr>
       <w:rPr>
-        <w:rFonts w:asciiTheme="majorHAnsi" w:eastAsiaTheme="majorEastAsia" w:hAnsiTheme="majorHAnsi" w:cstheme="majorBidi"/>
+        <w:rFonts/>
         <w:b/>
         <w:bCs/>
       </w:rPr>
@@ -4102,14 +3917,14 @@
     </w:tblStylePr>
     <w:tblStylePr w:type="firstCol">
       <w:rPr>
-        <w:rFonts w:asciiTheme="majorHAnsi" w:eastAsiaTheme="majorEastAsia" w:hAnsiTheme="majorHAnsi" w:cstheme="majorBidi"/>
+        <w:rFonts/>
         <w:b/>
         <w:bCs/>
       </w:rPr>
     </w:tblStylePr>
     <w:tblStylePr w:type="lastCol">
       <w:rPr>
-        <w:rFonts w:asciiTheme="majorHAnsi" w:eastAsiaTheme="majorEastAsia" w:hAnsiTheme="majorHAnsi" w:cstheme="majorBidi"/>
+        <w:rFonts/>
         <w:b/>
         <w:bCs/>
       </w:rPr>
@@ -5974,7 +5789,7 @@
     </w:tblPr>
     <w:tblStylePr w:type="firstRow">
       <w:rPr>
-        <w:rFonts w:asciiTheme="majorHAnsi" w:eastAsiaTheme="majorEastAsia" w:hAnsiTheme="majorHAnsi" w:cstheme="majorBidi"/>
+        <w:rFonts/>
       </w:rPr>
       <w:tblPr/>
       <w:tcPr>
@@ -6058,7 +5873,7 @@
     </w:tblPr>
     <w:tblStylePr w:type="firstRow">
       <w:rPr>
-        <w:rFonts w:asciiTheme="majorHAnsi" w:eastAsiaTheme="majorEastAsia" w:hAnsiTheme="majorHAnsi" w:cstheme="majorBidi"/>
+        <w:rFonts/>
       </w:rPr>
       <w:tblPr/>
       <w:tcPr>
@@ -6142,7 +5957,7 @@
     </w:tblPr>
     <w:tblStylePr w:type="firstRow">
       <w:rPr>
-        <w:rFonts w:asciiTheme="majorHAnsi" w:eastAsiaTheme="majorEastAsia" w:hAnsiTheme="majorHAnsi" w:cstheme="majorBidi"/>
+        <w:rFonts/>
       </w:rPr>
       <w:tblPr/>
       <w:tcPr>
@@ -6226,7 +6041,7 @@
     </w:tblPr>
     <w:tblStylePr w:type="firstRow">
       <w:rPr>
-        <w:rFonts w:asciiTheme="majorHAnsi" w:eastAsiaTheme="majorEastAsia" w:hAnsiTheme="majorHAnsi" w:cstheme="majorBidi"/>
+        <w:rFonts/>
       </w:rPr>
       <w:tblPr/>
       <w:tcPr>
@@ -6310,7 +6125,7 @@
     </w:tblPr>
     <w:tblStylePr w:type="firstRow">
       <w:rPr>
-        <w:rFonts w:asciiTheme="majorHAnsi" w:eastAsiaTheme="majorEastAsia" w:hAnsiTheme="majorHAnsi" w:cstheme="majorBidi"/>
+        <w:rFonts/>
       </w:rPr>
       <w:tblPr/>
       <w:tcPr>
@@ -6394,7 +6209,7 @@
     </w:tblPr>
     <w:tblStylePr w:type="firstRow">
       <w:rPr>
-        <w:rFonts w:asciiTheme="majorHAnsi" w:eastAsiaTheme="majorEastAsia" w:hAnsiTheme="majorHAnsi" w:cstheme="majorBidi"/>
+        <w:rFonts/>
       </w:rPr>
       <w:tblPr/>
       <w:tcPr>
@@ -6478,7 +6293,7 @@
     </w:tblPr>
     <w:tblStylePr w:type="firstRow">
       <w:rPr>
-        <w:rFonts w:asciiTheme="majorHAnsi" w:eastAsiaTheme="majorEastAsia" w:hAnsiTheme="majorHAnsi" w:cstheme="majorBidi"/>
+        <w:rFonts/>
       </w:rPr>
       <w:tblPr/>
       <w:tcPr>
@@ -6543,7 +6358,7 @@
       <w:spacing w:after="0" w:line="240" w:lineRule="auto"/>
     </w:pPr>
     <w:rPr>
-      <w:rFonts w:asciiTheme="majorHAnsi" w:eastAsiaTheme="majorEastAsia" w:hAnsiTheme="majorHAnsi" w:cstheme="majorBidi"/>
+      <w:rFonts/>
       <w:color w:val="000000" w:themeColor="text1"/>
     </w:rPr>
     <w:tblPr>
@@ -6671,7 +6486,7 @@
       <w:spacing w:after="0" w:line="240" w:lineRule="auto"/>
     </w:pPr>
     <w:rPr>
-      <w:rFonts w:asciiTheme="majorHAnsi" w:eastAsiaTheme="majorEastAsia" w:hAnsiTheme="majorHAnsi" w:cstheme="majorBidi"/>
+      <w:rFonts/>
       <w:color w:val="000000" w:themeColor="text1"/>
     </w:rPr>
     <w:tblPr>
@@ -6799,7 +6614,7 @@
       <w:spacing w:after="0" w:line="240" w:lineRule="auto"/>
     </w:pPr>
     <w:rPr>
-      <w:rFonts w:asciiTheme="majorHAnsi" w:eastAsiaTheme="majorEastAsia" w:hAnsiTheme="majorHAnsi" w:cstheme="majorBidi"/>
+      <w:rFonts/>
       <w:color w:val="000000" w:themeColor="text1"/>
     </w:rPr>
     <w:tblPr>
@@ -6927,7 +6742,7 @@
       <w:spacing w:after="0" w:line="240" w:lineRule="auto"/>
     </w:pPr>
     <w:rPr>
-      <w:rFonts w:asciiTheme="majorHAnsi" w:eastAsiaTheme="majorEastAsia" w:hAnsiTheme="majorHAnsi" w:cstheme="majorBidi"/>
+      <w:rFonts/>
       <w:color w:val="000000" w:themeColor="text1"/>
     </w:rPr>
     <w:tblPr>
@@ -7055,7 +6870,7 @@
       <w:spacing w:after="0" w:line="240" w:lineRule="auto"/>
     </w:pPr>
     <w:rPr>
-      <w:rFonts w:asciiTheme="majorHAnsi" w:eastAsiaTheme="majorEastAsia" w:hAnsiTheme="majorHAnsi" w:cstheme="majorBidi"/>
+      <w:rFonts/>
       <w:color w:val="000000" w:themeColor="text1"/>
     </w:rPr>
     <w:tblPr>
@@ -7183,7 +6998,7 @@
       <w:spacing w:after="0" w:line="240" w:lineRule="auto"/>
     </w:pPr>
     <w:rPr>
-      <w:rFonts w:asciiTheme="majorHAnsi" w:eastAsiaTheme="majorEastAsia" w:hAnsiTheme="majorHAnsi" w:cstheme="majorBidi"/>
+      <w:rFonts/>
       <w:color w:val="000000" w:themeColor="text1"/>
     </w:rPr>
     <w:tblPr>
@@ -7311,7 +7126,7 @@
       <w:spacing w:after="0" w:line="240" w:lineRule="auto"/>
     </w:pPr>
     <w:rPr>
-      <w:rFonts w:asciiTheme="majorHAnsi" w:eastAsiaTheme="majorEastAsia" w:hAnsiTheme="majorHAnsi" w:cstheme="majorBidi"/>
+      <w:rFonts/>
       <w:color w:val="000000" w:themeColor="text1"/>
     </w:rPr>
     <w:tblPr>
@@ -7950,7 +7765,7 @@
       <w:spacing w:after="0" w:line="240" w:lineRule="auto"/>
     </w:pPr>
     <w:rPr>
-      <w:rFonts w:asciiTheme="majorHAnsi" w:eastAsiaTheme="majorEastAsia" w:hAnsiTheme="majorHAnsi" w:cstheme="majorBidi"/>
+      <w:rFonts/>
       <w:color w:val="000000" w:themeColor="text1"/>
     </w:rPr>
     <w:tblPr>
@@ -8075,7 +7890,7 @@
       <w:spacing w:after="0" w:line="240" w:lineRule="auto"/>
     </w:pPr>
     <w:rPr>
-      <w:rFonts w:asciiTheme="majorHAnsi" w:eastAsiaTheme="majorEastAsia" w:hAnsiTheme="majorHAnsi" w:cstheme="majorBidi"/>
+      <w:rFonts/>
       <w:color w:val="000000" w:themeColor="text1"/>
     </w:rPr>
     <w:tblPr>
@@ -8200,7 +8015,7 @@
       <w:spacing w:after="0" w:line="240" w:lineRule="auto"/>
     </w:pPr>
     <w:rPr>
-      <w:rFonts w:asciiTheme="majorHAnsi" w:eastAsiaTheme="majorEastAsia" w:hAnsiTheme="majorHAnsi" w:cstheme="majorBidi"/>
+      <w:rFonts/>
       <w:color w:val="000000" w:themeColor="text1"/>
     </w:rPr>
     <w:tblPr>
@@ -8325,7 +8140,7 @@
       <w:spacing w:after="0" w:line="240" w:lineRule="auto"/>
     </w:pPr>
     <w:rPr>
-      <w:rFonts w:asciiTheme="majorHAnsi" w:eastAsiaTheme="majorEastAsia" w:hAnsiTheme="majorHAnsi" w:cstheme="majorBidi"/>
+      <w:rFonts/>
       <w:color w:val="000000" w:themeColor="text1"/>
     </w:rPr>
     <w:tblPr>
@@ -8450,7 +8265,7 @@
       <w:spacing w:after="0" w:line="240" w:lineRule="auto"/>
     </w:pPr>
     <w:rPr>
-      <w:rFonts w:asciiTheme="majorHAnsi" w:eastAsiaTheme="majorEastAsia" w:hAnsiTheme="majorHAnsi" w:cstheme="majorBidi"/>
+      <w:rFonts/>
       <w:color w:val="000000" w:themeColor="text1"/>
     </w:rPr>
     <w:tblPr>
@@ -8575,7 +8390,7 @@
       <w:spacing w:after="0" w:line="240" w:lineRule="auto"/>
     </w:pPr>
     <w:rPr>
-      <w:rFonts w:asciiTheme="majorHAnsi" w:eastAsiaTheme="majorEastAsia" w:hAnsiTheme="majorHAnsi" w:cstheme="majorBidi"/>
+      <w:rFonts/>
       <w:color w:val="000000" w:themeColor="text1"/>
     </w:rPr>
     <w:tblPr>
@@ -8700,7 +8515,7 @@
       <w:spacing w:after="0" w:line="240" w:lineRule="auto"/>
     </w:pPr>
     <w:rPr>
-      <w:rFonts w:asciiTheme="majorHAnsi" w:eastAsiaTheme="majorEastAsia" w:hAnsiTheme="majorHAnsi" w:cstheme="majorBidi"/>
+      <w:rFonts/>
       <w:color w:val="000000" w:themeColor="text1"/>
     </w:rPr>
     <w:tblPr>
